--- a/Sprint20261019-20261030/HERO-69281_20261023_190146.docx
+++ b/Sprint20261019-20261030/HERO-69281_20261023_190146.docx
@@ -2016,116 +2016,6 @@
           <w:u w:val="none"/>
         </w:rPr>
         <w:t>• Local test environment</w:t>
-      </w:r>
-    </w:p>
-    <w:p>
-      <w:pPr>
-        <w:spacing w:before="200" w:after="120"/>
-      </w:pPr>
-      <w:r>
-        <w:rPr>
-          <w:rFonts w:ascii="Arial" w:hAnsi="Arial" w:eastAsia="Arial" w:cs="Arial"/>
-          <w:b/>
-          <w:color w:val="000000"/>
-          <w:sz w:val="26"/>
-          <w:u w:val="single"/>
-        </w:rPr>
-        <w:t>Appendix</w:t>
-      </w:r>
-    </w:p>
-    <w:p>
-      <w:pPr>
-        <w:spacing w:before="0" w:after="80"/>
-      </w:pPr>
-      <w:r>
-        <w:rPr>
-          <w:rFonts w:ascii="Arial" w:hAnsi="Arial" w:eastAsia="Arial" w:cs="Arial"/>
-          <w:b/>
-          <w:color w:val="000000"/>
-          <w:sz w:val="20"/>
-          <w:u w:val="none"/>
-        </w:rPr>
-        <w:t>JIRA Acceptance Criteria (HERO-69281):</w:t>
-      </w:r>
-    </w:p>
-    <w:p>
-      <w:pPr>
-        <w:spacing w:before="0" w:after="40"/>
-        <w:ind w:left="360" w:hanging="240"/>
-      </w:pPr>
-      <w:r>
-        <w:rPr>
-          <w:rFonts w:ascii="Arial" w:hAnsi="Arial" w:eastAsia="Arial" w:cs="Arial"/>
-          <w:b w:val="0"/>
-          <w:color w:val="000000"/>
-          <w:sz w:val="20"/>
-          <w:u w:val="none"/>
-        </w:rPr>
-        <w:t>• It is available for API Portal.</w:t>
-      </w:r>
-    </w:p>
-    <w:p>
-      <w:pPr>
-        <w:spacing w:before="0" w:after="40"/>
-        <w:ind w:left="360" w:hanging="240"/>
-      </w:pPr>
-      <w:r>
-        <w:rPr>
-          <w:rFonts w:ascii="Arial" w:hAnsi="Arial" w:eastAsia="Arial" w:cs="Arial"/>
-          <w:b w:val="0"/>
-          <w:color w:val="000000"/>
-          <w:sz w:val="20"/>
-          <w:u w:val="none"/>
-        </w:rPr>
-        <w:t>• Workflow: 1) Open an old check (e.g. Check #0220) in the workstation; 2) Click the function "Split Table"; 3) System follows the existing workflow to split the items into the target table; 4) Click the button "Send Check" to save those checks; 5) At the same time, system receives the API request "Get Check Information" by check number (Check #0220); 6) System wrongly saves the duplicate items and occurs incorrect sequence number of item when constructing the calling queue response for old items for API "Get Check Information" when saving check of split table at the same time.</w:t>
-      </w:r>
-    </w:p>
-    <w:p>
-      <w:pPr>
-        <w:spacing w:before="0" w:after="40"/>
-        <w:ind w:left="360" w:hanging="240"/>
-      </w:pPr>
-      <w:r>
-        <w:rPr>
-          <w:rFonts w:ascii="Arial" w:hAnsi="Arial" w:eastAsia="Arial" w:cs="Arial"/>
-          <w:b w:val="0"/>
-          <w:color w:val="000000"/>
-          <w:sz w:val="20"/>
-          <w:u w:val="none"/>
-        </w:rPr>
-        <w:t>• Expected result: System does not save duplicate items and does not occur incorrect sequence number of item when constructing the calling queue response for old items for API "Get Check Information", even when saving check of function "Split Table" at the same time.</w:t>
-      </w:r>
-    </w:p>
-    <w:p>
-      <w:pPr>
-        <w:spacing w:before="0" w:after="40"/>
-        <w:ind w:left="360" w:hanging="240"/>
-      </w:pPr>
-      <w:r>
-        <w:rPr>
-          <w:rFonts w:ascii="Arial" w:hAnsi="Arial" w:eastAsia="Arial" w:cs="Arial"/>
-          <w:b w:val="0"/>
-          <w:color w:val="000000"/>
-          <w:sz w:val="20"/>
-          <w:u w:val="none"/>
-        </w:rPr>
-        <w:t>• Since the check is being saved on function "Split Table", when performing the API request "Get Check Information" the system gets the current check information instead of the saved check of function "Split Table". So the response result may not be the latest check information.</w:t>
-      </w:r>
-    </w:p>
-    <w:p>
-      <w:pPr>
-        <w:spacing w:before="0" w:after="40"/>
-        <w:ind w:left="360" w:hanging="240"/>
-      </w:pPr>
-      <w:r>
-        <w:rPr>
-          <w:rFonts w:ascii="Arial" w:hAnsi="Arial" w:eastAsia="Arial" w:cs="Arial"/>
-          <w:b w:val="0"/>
-          <w:color w:val="000000"/>
-          <w:sz w:val="20"/>
-          <w:u w:val="none"/>
-        </w:rPr>
-        <w:t>• It is fixed in the current version. Setup: None.</w:t>
       </w:r>
     </w:p>
     <w:sectPr>
